--- a/sw/qa/extras/ooxmlexport/data/tdf170516_drawingBeforePlainText.docx
+++ b/sw/qa/extras/ooxmlexport/data/tdf170516_drawingBeforePlainText.docx
@@ -1,72 +1,53 @@
 
 <file path=word/document.xml><?xml version="1.0" encoding="utf-8"?>
-<w:document xmlns:o="urn:schemas-microsoft-com:office:office" xmlns:r="http://schemas.openxmlformats.org/officeDocument/2006/relationships" xmlns:v="urn:schemas-microsoft-com:vml" xmlns:w="http://schemas.openxmlformats.org/wordprocessingml/2006/main" xmlns:w10="urn:schemas-microsoft-com:office:word" xmlns:wp="http://schemas.openxmlformats.org/drawingml/2006/wordprocessingDrawing" xmlns:pic="http://schemas.openxmlformats.org/drawingml/2006/picture" xmlns:wps="http://schemas.microsoft.com/office/word/2010/wordprocessingShape" xmlns:wpg="http://schemas.microsoft.com/office/word/2010/wordprocessingGroup" xmlns:mc="http://schemas.openxmlformats.org/markup-compatibility/2006" xmlns:wp14="http://schemas.microsoft.com/office/word/2010/wordprocessingDrawing" xmlns:w14="http://schemas.microsoft.com/office/word/2010/wordml" xmlns:w15="http://schemas.microsoft.com/office/word/2012/wordml" mc:Ignorable="w14 wp14 w15">
+<w:document xmlns:wpc="http://schemas.microsoft.com/office/word/2010/wordprocessingCanvas" xmlns:cx="http://schemas.microsoft.com/office/drawing/2014/chartex" xmlns:cx1="http://schemas.microsoft.com/office/drawing/2015/9/8/chartex" xmlns:cx2="http://schemas.microsoft.com/office/drawing/2015/10/21/chartex" xmlns:cx3="http://schemas.microsoft.com/office/drawing/2016/5/9/chartex" xmlns:cx4="http://schemas.microsoft.com/office/drawing/2016/5/10/chartex" xmlns:cx5="http://schemas.microsoft.com/office/drawing/2016/5/11/chartex" xmlns:cx6="http://schemas.microsoft.com/office/drawing/2016/5/12/chartex" xmlns:cx7="http://schemas.microsoft.com/office/drawing/2016/5/13/chartex" xmlns:cx8="http://schemas.microsoft.com/office/drawing/2016/5/14/chartex" xmlns:mc="http://schemas.openxmlformats.org/markup-compatibility/2006" xmlns:aink="http://schemas.microsoft.com/office/drawing/2016/ink" xmlns:am3d="http://schemas.microsoft.com/office/drawing/2017/model3d" xmlns:o="urn:schemas-microsoft-com:office:office" xmlns:oel="http://schemas.microsoft.com/office/2019/extlst" xmlns:r="http://schemas.openxmlformats.org/officeDocument/2006/relationships" xmlns:m="http://schemas.openxmlformats.org/officeDocument/2006/math" xmlns:v="urn:schemas-microsoft-com:vml" xmlns:wp14="http://schemas.microsoft.com/office/word/2010/wordprocessingDrawing" xmlns:wp="http://schemas.openxmlformats.org/drawingml/2006/wordprocessingDrawing" xmlns:w10="urn:schemas-microsoft-com:office:word" xmlns:w="http://schemas.openxmlformats.org/wordprocessingml/2006/main" xmlns:w14="http://schemas.microsoft.com/office/word/2010/wordml" xmlns:w15="http://schemas.microsoft.com/office/word/2012/wordml" xmlns:w16cex="http://schemas.microsoft.com/office/word/2018/wordml/cex" xmlns:w16cid="http://schemas.microsoft.com/office/word/2016/wordml/cid" xmlns:w16="http://schemas.microsoft.com/office/word/2018/wordml" xmlns:w16sdtdh="http://schemas.microsoft.com/office/word/2020/wordml/sdtdatahash" xmlns:w16se="http://schemas.microsoft.com/office/word/2015/wordml/symex" xmlns:wpg="http://schemas.microsoft.com/office/word/2010/wordprocessingGroup" xmlns:wpi="http://schemas.microsoft.com/office/word/2010/wordprocessingInk" xmlns:wne="http://schemas.microsoft.com/office/word/2006/wordml" xmlns:wps="http://schemas.microsoft.com/office/word/2010/wordprocessingShape" mc:Ignorable="w14 w15 w16se w16cid w16 w16cex w16sdtdh wp14">
   <w:body>
     <w:tbl>
       <w:tblPr>
         <w:tblStyle w:val="TableGrid"/>
-        <w:tblpPr w:vertAnchor="text" w:horzAnchor="text" w:leftFromText="180" w:rightFromText="180" w:tblpX="0" w:tblpY="1"/>
+        <w:tblpPr w:leftFromText="180" w:rightFromText="180" w:vertAnchor="text" w:tblpY="1"/>
         <w:tblOverlap w:val="never"/>
         <w:tblW w:w="9016" w:type="dxa"/>
-        <w:jc w:val="start"/>
-        <w:tblInd w:w="-5" w:type="dxa"/>
         <w:tblLayout w:type="fixed"/>
-        <w:tblCellMar>
-          <w:top w:w="0" w:type="dxa"/>
-          <w:start w:w="108" w:type="dxa"/>
-          <w:bottom w:w="0" w:type="dxa"/>
-          <w:end w:w="108" w:type="dxa"/>
-        </w:tblCellMar>
-        <w:tblLook w:val="04a0" w:noHBand="0" w:noVBand="1" w:firstColumn="1" w:lastRow="0" w:lastColumn="0" w:firstRow="1"/>
+        <w:tblLook w:val="04A0" w:firstRow="1" w:lastRow="0" w:firstColumn="1" w:lastColumn="0" w:noHBand="0" w:noVBand="1"/>
       </w:tblPr>
       <w:tblGrid>
         <w:gridCol w:w="4508"/>
         <w:gridCol w:w="4508"/>
       </w:tblGrid>
       <w:tr>
-        <w:trPr/>
         <w:tc>
           <w:tcPr>
             <w:tcW w:w="4508" w:type="dxa"/>
-            <w:tcBorders/>
           </w:tcPr>
           <w:p>
             <w:pPr>
-              <w:pStyle w:val="Normal"/>
-              <w:widowControl/>
-              <w:spacing w:lineRule="auto" w:line="240" w:before="0" w:after="0"/>
-              <w:jc w:val="start"/>
+              <w:spacing w:after="0" w:line="240" w:lineRule="auto"/>
               <w:rPr>
-                <w:rFonts w:ascii="Aptos" w:hAnsi="Aptos" w:eastAsia="Aptos" w:cs=""/>
-                <w:kern w:val="2"/>
-                <w:sz w:val="24"/>
-                <w:szCs w:val="24"/>
-                <w:lang w:val="en-US" w:eastAsia="en-US" w:bidi="ar-SA"/>
+                <w:rFonts w:ascii="Aptos" w:eastAsia="Aptos" w:hAnsi="Aptos"/>
               </w:rPr>
             </w:pPr>
             <w:sdt>
               <w:sdtPr>
+                <w:id w:val="497158820"/>
                 <w:placeholder>
                   <w:docPart w:val="DCCE60C6622641B39541509C7E9B810A"/>
                 </w:placeholder>
-                <w:id w:val="497158820"/>
                 <w:showingPlcHdr/>
                 <w:text/>
               </w:sdtPr>
+              <w:sdtEndPr/>
               <w:sdtContent>
                 <w:r>
                   <w:rPr>
                     <w:rStyle w:val="PlaceholderText"/>
-                    <w:rFonts w:eastAsia="Aptos" w:cs=""/>
-                    <w:kern w:val="2"/>
-                    <w:sz w:val="24"/>
-                    <w:szCs w:val="24"/>
-                    <w:lang w:val="en-US" w:eastAsia="en-US" w:bidi="ar-SA"/>
+                    <w:rFonts w:eastAsia="Aptos"/>
+                    <w:noProof/>
                   </w:rPr>
                   <mc:AlternateContent>
                     <mc:Choice Requires="wps">
                       <w:drawing>
-                        <wp:anchor behindDoc="1" distT="0" distB="21590" distL="0" distR="19050" simplePos="0" locked="0" layoutInCell="1" allowOverlap="1" relativeHeight="3" wp14:anchorId="0141744D">
+                        <wp:anchor distT="0" distB="21590" distL="0" distR="19050" simplePos="0" relativeHeight="3" behindDoc="1" locked="0" layoutInCell="1" allowOverlap="1" wp14:anchorId="66BA9E8C" wp14:editId="20613F1F">
                           <wp:simplePos x="0" y="0"/>
                           <wp:positionH relativeFrom="column">
                             <wp:align>left</wp:align>
@@ -78,6 +59,7 @@
                           <wp:effectExtent l="6350" t="6985" r="6985" b="6985"/>
                           <wp:wrapNone/>
                           <wp:docPr id="1" name="Oval 1"/>
+                          <wp:cNvGraphicFramePr/>
                           <a:graphic xmlns:a="http://schemas.openxmlformats.org/drawingml/2006/main">
                             <a:graphicData uri="http://schemas.microsoft.com/office/word/2010/wordprocessingShape">
                               <wps:wsp>
@@ -95,7 +77,7 @@
                                   </a:solidFill>
                                   <a:ln>
                                     <a:solidFill>
-                                      <a:srgbClr val="092a38"/>
+                                      <a:srgbClr val="092A38"/>
                                     </a:solidFill>
                                   </a:ln>
                                 </wps:spPr>
@@ -133,7 +115,6 @@
                                     <w:p>
                                       <w:pPr>
                                         <w:pStyle w:val="FrameContents"/>
-                                        <w:spacing w:before="0" w:after="160"/>
                                         <w:jc w:val="center"/>
                                         <w:rPr>
                                           <w:color w:val="FFFFFF"/>
@@ -149,7 +130,9 @@
                                   </w:txbxContent>
                                 </wps:txbx>
                                 <wps:bodyPr anchor="ctr">
-                                  <a:prstTxWarp prst="textNoShape"/>
+                                  <a:prstTxWarp prst="textNoShape">
+                                    <a:avLst/>
+                                  </a:prstTxWarp>
                                   <a:noAutofit/>
                                 </wps:bodyPr>
                               </wps:wsp>
@@ -158,7 +141,7 @@
                         </wp:anchor>
                       </w:drawing>
                     </mc:Choice>
-                    <mc:Fallback>
+                    <mc:Fallback xmlns:pic="http://schemas.openxmlformats.org/drawingml/2006/picture">
                       <w:pict>
                         <v:oval id="shape_0" path="l-2147483648,-2147483643l-2147483628,-2147483627l-2147483648,-2147483643l-2147483626,-2147483625xe" fillcolor="#156082" stroked="t" o:allowincell="t" style="position:absolute;margin-left:0pt;margin-top:42pt;width:179.95pt;height:112.25pt;mso-wrap-style:square;v-text-anchor:middle;mso-position-horizontal:left" wp14:anchorId="0141744D">
                           <v:fill o:detectmouseclick="t" type="solid" color2="#ea9f7d"/>
@@ -207,44 +190,85 @@
                 <w:r>
                   <w:rPr>
                     <w:rStyle w:val="PlaceholderText"/>
-                    <w:rFonts w:eastAsia="Aptos" w:cs=""/>
-                    <w:kern w:val="2"/>
-                    <w:sz w:val="24"/>
-                    <w:szCs w:val="24"/>
-                    <w:lang w:val="en-US" w:eastAsia="en-US" w:bidi="ar-SA"/>
+                    <w:rFonts w:eastAsia="Aptos"/>
                   </w:rPr>
                   <w:t>Click or tap here to enter text.</w:t>
                 </w:r>
               </w:sdtContent>
             </w:sdt>
+            <w:r>
+              <w:drawing>
+                <wp:anchor distT="0" distB="0" distL="114300" distR="114300" simplePos="0" relativeHeight="251658240" behindDoc="0" locked="0" layoutInCell="1" allowOverlap="1" wp14:anchorId="569B22F5" wp14:editId="462FD819">
+                  <wp:simplePos x="0" y="0"/>
+                  <wp:positionH relativeFrom="column">
+                    <wp:posOffset>-65405</wp:posOffset>
+                  </wp:positionH>
+                  <wp:positionV relativeFrom="line">
+                    <wp:posOffset>38100</wp:posOffset>
+                  </wp:positionV>
+                  <wp:extent cx="704088" cy="704088"/>
+                  <wp:effectExtent l="0" t="0" r="1270" b="1270"/>
+                  <wp:wrapSquare wrapText="bothSides"/>
+                  <wp:docPr id="945573431" name="Graphic 1"/>
+                  <wp:cNvGraphicFramePr>
+                    <a:graphicFrameLocks xmlns:a="http://schemas.openxmlformats.org/drawingml/2006/main" noChangeAspect="1"/>
+                  </wp:cNvGraphicFramePr>
+                  <a:graphic xmlns:a="http://schemas.openxmlformats.org/drawingml/2006/main">
+                    <a:graphicData uri="http://schemas.openxmlformats.org/drawingml/2006/picture">
+                      <pic:pic xmlns:pic="http://schemas.openxmlformats.org/drawingml/2006/picture">
+                        <pic:nvPicPr>
+                          <pic:cNvPr id="945573431" name="Graphic 945573431"/>
+                          <pic:cNvPicPr/>
+                        </pic:nvPicPr>
+                        <pic:blipFill>
+                          <a:blip r:embed="rId4">
+                            <a:extLst>
+                              <a:ext uri="{96DAC541-7B7A-43D3-8B79-37D633B846F1}">
+                                <asvg:svgBlip xmlns:asvg="http://schemas.microsoft.com/office/drawing/2016/SVG/main" r:embed="rId5"/>
+                              </a:ext>
+                            </a:extLst>
+                          </a:blip>
+                          <a:stretch>
+                            <a:fillRect/>
+                          </a:stretch>
+                        </pic:blipFill>
+                        <pic:spPr>
+                          <a:xfrm>
+                            <a:off x="0" y="0"/>
+                            <a:ext cx="704088" cy="704088"/>
+                          </a:xfrm>
+                          <a:prstGeom prst="rect">
+                            <a:avLst/>
+                          </a:prstGeom>
+                        </pic:spPr>
+                      </pic:pic>
+                    </a:graphicData>
+                  </a:graphic>
+                  <wp14:sizeRelH relativeFrom="margin">
+                    <wp14:pctWidth>0</wp14:pctWidth>
+                  </wp14:sizeRelH>
+                  <wp14:sizeRelV relativeFrom="margin">
+                    <wp14:pctHeight>0</wp14:pctHeight>
+                  </wp14:sizeRelV>
+                </wp:anchor>
+              </w:drawing>
+            </w:r>
           </w:p>
         </w:tc>
         <w:tc>
           <w:tcPr>
             <w:tcW w:w="4508" w:type="dxa"/>
-            <w:tcBorders/>
           </w:tcPr>
           <w:p>
             <w:pPr>
-              <w:pStyle w:val="Normal"/>
-              <w:widowControl/>
-              <w:spacing w:lineRule="auto" w:line="240" w:before="0" w:after="0"/>
-              <w:jc w:val="start"/>
+              <w:spacing w:after="0" w:line="240" w:lineRule="auto"/>
               <w:rPr>
-                <w:rFonts w:ascii="Aptos" w:hAnsi="Aptos" w:eastAsia="Aptos" w:cs=""/>
-                <w:kern w:val="2"/>
-                <w:sz w:val="24"/>
-                <w:szCs w:val="24"/>
-                <w:lang w:val="en-US" w:eastAsia="en-US" w:bidi="ar-SA"/>
+                <w:rFonts w:ascii="Aptos" w:eastAsia="Aptos" w:hAnsi="Aptos"/>
               </w:rPr>
             </w:pPr>
             <w:r>
               <w:rPr>
-                <w:rFonts w:eastAsia="Aptos" w:cs=""/>
-                <w:kern w:val="2"/>
-                <w:sz w:val="24"/>
-                <w:szCs w:val="24"/>
-                <w:lang w:val="en-US" w:eastAsia="en-US" w:bidi="ar-SA"/>
+                <w:rFonts w:eastAsia="Aptos"/>
               </w:rPr>
               <w:t>Floating table</w:t>
             </w:r>
@@ -252,38 +276,24 @@
         </w:tc>
       </w:tr>
     </w:tbl>
-    <w:p>
-      <w:pPr>
-        <w:pStyle w:val="Normal"/>
-        <w:widowControl/>
-        <w:bidi w:val="0"/>
-        <w:spacing w:lineRule="auto" w:line="278" w:before="0" w:after="160"/>
-        <w:jc w:val="start"/>
-        <w:rPr/>
-      </w:pPr>
-      <w:r>
-        <w:rPr/>
-      </w:r>
-    </w:p>
+    <w:p/>
     <w:sectPr>
-      <w:type w:val="nextPage"/>
-      <w:pgSz w:orient="landscape" w:w="11906" w:h="8391"/>
-      <w:pgMar w:left="1440" w:right="1440" w:gutter="0" w:header="0" w:top="1440" w:footer="0" w:bottom="1440"/>
-      <w:pgNumType w:fmt="decimal"/>
-      <w:formProt w:val="false"/>
-      <w:textDirection w:val="lrTb"/>
-      <w:docGrid w:type="default" w:linePitch="360" w:charSpace="0"/>
+      <w:pgSz w:w="11906" w:h="8391" w:orient="landscape"/>
+      <w:pgMar w:top="1440" w:right="1440" w:bottom="1440" w:left="1440" w:header="0" w:footer="0" w:gutter="0"/>
+      <w:cols w:space="720"/>
+      <w:formProt w:val="0"/>
+      <w:docGrid w:linePitch="360"/>
     </w:sectPr>
   </w:body>
 </w:document>
 </file>
 
 <file path=word/styles.xml><?xml version="1.0" encoding="utf-8"?>
-<w:styles xmlns:w="http://schemas.openxmlformats.org/wordprocessingml/2006/main" xmlns:w14="http://schemas.microsoft.com/office/word/2010/wordml" xmlns:mc="http://schemas.openxmlformats.org/markup-compatibility/2006" mc:Ignorable="w14">
+<w:styles xmlns:mc="http://schemas.openxmlformats.org/markup-compatibility/2006" xmlns:r="http://schemas.openxmlformats.org/officeDocument/2006/relationships" xmlns:w="http://schemas.openxmlformats.org/wordprocessingml/2006/main" xmlns:w14="http://schemas.microsoft.com/office/word/2010/wordml" xmlns:w15="http://schemas.microsoft.com/office/word/2012/wordml" xmlns:w16cex="http://schemas.microsoft.com/office/word/2018/wordml/cex" xmlns:w16cid="http://schemas.microsoft.com/office/word/2016/wordml/cid" xmlns:w16="http://schemas.microsoft.com/office/word/2018/wordml" xmlns:w16sdtdh="http://schemas.microsoft.com/office/word/2020/wordml/sdtdatahash" xmlns:w16se="http://schemas.microsoft.com/office/word/2015/wordml/symex" mc:Ignorable="w14 w15 w16se w16cid w16 w16cex w16sdtdh">
   <w:docDefaults>
     <w:rPrDefault>
       <w:rPr>
-        <w:rFonts w:ascii="Aptos" w:hAnsi="Aptos" w:eastAsia="Aptos" w:cs="" w:asciiTheme="minorHAnsi" w:cstheme="minorBidi" w:eastAsiaTheme="minorHAnsi" w:hAnsiTheme="minorHAnsi"/>
+        <w:rFonts w:asciiTheme="minorHAnsi" w:eastAsiaTheme="minorHAnsi" w:hAnsiTheme="minorHAnsi" w:cstheme="minorBidi"/>
         <w:kern w:val="2"/>
         <w:sz w:val="24"/>
         <w:szCs w:val="24"/>
@@ -293,21 +303,21 @@
     </w:rPrDefault>
     <w:pPrDefault>
       <w:pPr>
-        <w:suppressAutoHyphens w:val="true"/>
+        <w:suppressAutoHyphens/>
       </w:pPr>
     </w:pPrDefault>
   </w:docDefaults>
   <w:latentStyles w:defLockedState="0" w:defUIPriority="99" w:defSemiHidden="0" w:defUnhideWhenUsed="0" w:defQFormat="0" w:count="376">
     <w:lsdException w:name="Normal" w:uiPriority="0" w:qFormat="1"/>
     <w:lsdException w:name="heading 1" w:uiPriority="9" w:qFormat="1"/>
-    <w:lsdException w:name="heading 2" w:uiPriority="9" w:semiHidden="1" w:unhideWhenUsed="1" w:qFormat="1"/>
-    <w:lsdException w:name="heading 3" w:uiPriority="9" w:semiHidden="1" w:unhideWhenUsed="1" w:qFormat="1"/>
-    <w:lsdException w:name="heading 4" w:uiPriority="9" w:semiHidden="1" w:unhideWhenUsed="1" w:qFormat="1"/>
-    <w:lsdException w:name="heading 5" w:uiPriority="9" w:semiHidden="1" w:unhideWhenUsed="1" w:qFormat="1"/>
-    <w:lsdException w:name="heading 6" w:uiPriority="9" w:semiHidden="1" w:unhideWhenUsed="1" w:qFormat="1"/>
-    <w:lsdException w:name="heading 7" w:uiPriority="9" w:semiHidden="1" w:unhideWhenUsed="1" w:qFormat="1"/>
-    <w:lsdException w:name="heading 8" w:uiPriority="9" w:semiHidden="1" w:unhideWhenUsed="1" w:qFormat="1"/>
-    <w:lsdException w:name="heading 9" w:uiPriority="9" w:semiHidden="1" w:unhideWhenUsed="1" w:qFormat="1"/>
+    <w:lsdException w:name="heading 2" w:semiHidden="1" w:uiPriority="9" w:unhideWhenUsed="1" w:qFormat="1"/>
+    <w:lsdException w:name="heading 3" w:semiHidden="1" w:uiPriority="9" w:unhideWhenUsed="1" w:qFormat="1"/>
+    <w:lsdException w:name="heading 4" w:semiHidden="1" w:uiPriority="9" w:unhideWhenUsed="1" w:qFormat="1"/>
+    <w:lsdException w:name="heading 5" w:semiHidden="1" w:uiPriority="9" w:unhideWhenUsed="1" w:qFormat="1"/>
+    <w:lsdException w:name="heading 6" w:semiHidden="1" w:uiPriority="9" w:unhideWhenUsed="1" w:qFormat="1"/>
+    <w:lsdException w:name="heading 7" w:semiHidden="1" w:uiPriority="9" w:unhideWhenUsed="1" w:qFormat="1"/>
+    <w:lsdException w:name="heading 8" w:semiHidden="1" w:uiPriority="9" w:unhideWhenUsed="1" w:qFormat="1"/>
+    <w:lsdException w:name="heading 9" w:semiHidden="1" w:uiPriority="9" w:unhideWhenUsed="1" w:qFormat="1"/>
     <w:lsdException w:name="index 1" w:semiHidden="1" w:unhideWhenUsed="1"/>
     <w:lsdException w:name="index 2" w:semiHidden="1" w:unhideWhenUsed="1"/>
     <w:lsdException w:name="index 3" w:semiHidden="1" w:unhideWhenUsed="1"/>
@@ -317,22 +327,22 @@
     <w:lsdException w:name="index 7" w:semiHidden="1" w:unhideWhenUsed="1"/>
     <w:lsdException w:name="index 8" w:semiHidden="1" w:unhideWhenUsed="1"/>
     <w:lsdException w:name="index 9" w:semiHidden="1" w:unhideWhenUsed="1"/>
-    <w:lsdException w:name="toc 1" w:uiPriority="39" w:semiHidden="1" w:unhideWhenUsed="1"/>
-    <w:lsdException w:name="toc 2" w:uiPriority="39" w:semiHidden="1" w:unhideWhenUsed="1"/>
-    <w:lsdException w:name="toc 3" w:uiPriority="39" w:semiHidden="1" w:unhideWhenUsed="1"/>
-    <w:lsdException w:name="toc 4" w:uiPriority="39" w:semiHidden="1" w:unhideWhenUsed="1"/>
-    <w:lsdException w:name="toc 5" w:uiPriority="39" w:semiHidden="1" w:unhideWhenUsed="1"/>
-    <w:lsdException w:name="toc 6" w:uiPriority="39" w:semiHidden="1" w:unhideWhenUsed="1"/>
-    <w:lsdException w:name="toc 7" w:uiPriority="39" w:semiHidden="1" w:unhideWhenUsed="1"/>
-    <w:lsdException w:name="toc 8" w:uiPriority="39" w:semiHidden="1" w:unhideWhenUsed="1"/>
-    <w:lsdException w:name="toc 9" w:uiPriority="39" w:semiHidden="1" w:unhideWhenUsed="1"/>
+    <w:lsdException w:name="toc 1" w:semiHidden="1" w:uiPriority="39" w:unhideWhenUsed="1"/>
+    <w:lsdException w:name="toc 2" w:semiHidden="1" w:uiPriority="39" w:unhideWhenUsed="1"/>
+    <w:lsdException w:name="toc 3" w:semiHidden="1" w:uiPriority="39" w:unhideWhenUsed="1"/>
+    <w:lsdException w:name="toc 4" w:semiHidden="1" w:uiPriority="39" w:unhideWhenUsed="1"/>
+    <w:lsdException w:name="toc 5" w:semiHidden="1" w:uiPriority="39" w:unhideWhenUsed="1"/>
+    <w:lsdException w:name="toc 6" w:semiHidden="1" w:uiPriority="39" w:unhideWhenUsed="1"/>
+    <w:lsdException w:name="toc 7" w:semiHidden="1" w:uiPriority="39" w:unhideWhenUsed="1"/>
+    <w:lsdException w:name="toc 8" w:semiHidden="1" w:uiPriority="39" w:unhideWhenUsed="1"/>
+    <w:lsdException w:name="toc 9" w:semiHidden="1" w:uiPriority="39" w:unhideWhenUsed="1"/>
     <w:lsdException w:name="Normal Indent" w:semiHidden="1" w:unhideWhenUsed="1"/>
     <w:lsdException w:name="footnote text" w:semiHidden="1" w:unhideWhenUsed="1"/>
     <w:lsdException w:name="annotation text" w:semiHidden="1" w:unhideWhenUsed="1"/>
     <w:lsdException w:name="header" w:semiHidden="1" w:unhideWhenUsed="1"/>
     <w:lsdException w:name="footer" w:semiHidden="1" w:unhideWhenUsed="1"/>
     <w:lsdException w:name="index heading" w:semiHidden="1" w:unhideWhenUsed="1"/>
-    <w:lsdException w:name="caption" w:uiPriority="35" w:semiHidden="1" w:unhideWhenUsed="1" w:qFormat="1"/>
+    <w:lsdException w:name="caption" w:semiHidden="1" w:uiPriority="35" w:unhideWhenUsed="1" w:qFormat="1"/>
     <w:lsdException w:name="table of figures" w:semiHidden="1" w:unhideWhenUsed="1"/>
     <w:lsdException w:name="envelope address" w:semiHidden="1" w:unhideWhenUsed="1"/>
     <w:lsdException w:name="envelope return" w:semiHidden="1" w:unhideWhenUsed="1"/>
@@ -363,7 +373,7 @@
     <w:lsdException w:name="Title" w:uiPriority="10" w:qFormat="1"/>
     <w:lsdException w:name="Closing" w:semiHidden="1" w:unhideWhenUsed="1"/>
     <w:lsdException w:name="Signature" w:semiHidden="1" w:unhideWhenUsed="1"/>
-    <w:lsdException w:name="Default Paragraph Font" w:uiPriority="1" w:semiHidden="1" w:unhideWhenUsed="1"/>
+    <w:lsdException w:name="Default Paragraph Font" w:semiHidden="1" w:uiPriority="1" w:unhideWhenUsed="1"/>
     <w:lsdException w:name="Body Text" w:semiHidden="1" w:unhideWhenUsed="1"/>
     <w:lsdException w:name="Body Text Indent" w:semiHidden="1" w:unhideWhenUsed="1"/>
     <w:lsdException w:name="List Continue" w:semiHidden="1" w:unhideWhenUsed="1"/>
@@ -563,8 +573,8 @@
     <w:lsdException w:name="Subtle Reference" w:uiPriority="31" w:qFormat="1"/>
     <w:lsdException w:name="Intense Reference" w:uiPriority="32" w:qFormat="1"/>
     <w:lsdException w:name="Book Title" w:uiPriority="33" w:qFormat="1"/>
-    <w:lsdException w:name="Bibliography" w:uiPriority="37" w:semiHidden="1" w:unhideWhenUsed="1"/>
-    <w:lsdException w:name="TOC Heading" w:uiPriority="39" w:semiHidden="1" w:unhideWhenUsed="1" w:qFormat="1"/>
+    <w:lsdException w:name="Bibliography" w:semiHidden="1" w:uiPriority="37" w:unhideWhenUsed="1"/>
+    <w:lsdException w:name="TOC Heading" w:semiHidden="1" w:uiPriority="39" w:unhideWhenUsed="1" w:qFormat="1"/>
     <w:lsdException w:name="Plain Table 1" w:uiPriority="41"/>
     <w:lsdException w:name="Plain Table 2" w:uiPriority="42"/>
     <w:lsdException w:name="Plain Table 3" w:uiPriority="43"/>
@@ -675,24 +685,12 @@
     <w:lsdException w:name="Unresolved Mention" w:semiHidden="1" w:unhideWhenUsed="1"/>
     <w:lsdException w:name="Smart Link" w:semiHidden="1" w:unhideWhenUsed="1"/>
   </w:latentStyles>
-  <w:style w:type="paragraph" w:styleId="Normal" w:default="1">
+  <w:style w:type="paragraph" w:default="1" w:styleId="Normal">
     <w:name w:val="Normal"/>
     <w:qFormat/>
     <w:pPr>
-      <w:widowControl/>
-      <w:bidi w:val="0"/>
-      <w:spacing w:lineRule="auto" w:line="278" w:before="0" w:after="160"/>
-      <w:jc w:val="start"/>
+      <w:spacing w:after="160" w:line="278" w:lineRule="auto"/>
     </w:pPr>
-    <w:rPr>
-      <w:rFonts w:ascii="Aptos" w:hAnsi="Aptos" w:eastAsia="Aptos" w:cs="" w:asciiTheme="minorHAnsi" w:cstheme="minorBidi" w:eastAsiaTheme="minorHAnsi" w:hAnsiTheme="minorHAnsi"/>
-      <w:color w:val="auto"/>
-      <w:kern w:val="2"/>
-      <w:sz w:val="24"/>
-      <w:szCs w:val="24"/>
-      <w:lang w:val="en-US" w:eastAsia="en-US" w:bidi="ar-SA"/>
-      <w14:ligatures w14:val="standardContextual"/>
-    </w:rPr>
   </w:style>
   <w:style w:type="paragraph" w:styleId="Heading1">
     <w:name w:val="heading 1"/>
@@ -701,16 +699,16 @@
     <w:link w:val="Heading1Char"/>
     <w:uiPriority w:val="9"/>
     <w:qFormat/>
-    <w:rsid w:val="00e00eca"/>
+    <w:rsid w:val="00E00ECA"/>
     <w:pPr>
-      <w:keepNext w:val="true"/>
+      <w:keepNext/>
       <w:keepLines/>
       <w:spacing w:before="360" w:after="80"/>
       <w:outlineLvl w:val="0"/>
     </w:pPr>
     <w:rPr>
-      <w:rFonts w:ascii="Aptos Display" w:hAnsi="Aptos Display" w:eastAsia="" w:cs="" w:asciiTheme="majorHAnsi" w:cstheme="majorBidi" w:eastAsiaTheme="majorEastAsia" w:hAnsiTheme="majorHAnsi"/>
-      <w:color w:themeColor="accent1" w:themeShade="bf" w:val="0F4761"/>
+      <w:rFonts w:asciiTheme="majorHAnsi" w:eastAsiaTheme="majorEastAsia" w:hAnsiTheme="majorHAnsi" w:cstheme="majorBidi"/>
+      <w:color w:val="0F4761" w:themeColor="accent1" w:themeShade="BF"/>
       <w:sz w:val="40"/>
       <w:szCs w:val="40"/>
     </w:rPr>
@@ -724,16 +722,16 @@
     <w:semiHidden/>
     <w:unhideWhenUsed/>
     <w:qFormat/>
-    <w:rsid w:val="00e00eca"/>
+    <w:rsid w:val="00E00ECA"/>
     <w:pPr>
-      <w:keepNext w:val="true"/>
+      <w:keepNext/>
       <w:keepLines/>
       <w:spacing w:before="160" w:after="80"/>
       <w:outlineLvl w:val="1"/>
     </w:pPr>
     <w:rPr>
-      <w:rFonts w:ascii="Aptos Display" w:hAnsi="Aptos Display" w:eastAsia="" w:cs="" w:asciiTheme="majorHAnsi" w:cstheme="majorBidi" w:eastAsiaTheme="majorEastAsia" w:hAnsiTheme="majorHAnsi"/>
-      <w:color w:themeColor="accent1" w:themeShade="bf" w:val="0F4761"/>
+      <w:rFonts w:asciiTheme="majorHAnsi" w:eastAsiaTheme="majorEastAsia" w:hAnsiTheme="majorHAnsi" w:cstheme="majorBidi"/>
+      <w:color w:val="0F4761" w:themeColor="accent1" w:themeShade="BF"/>
       <w:sz w:val="32"/>
       <w:szCs w:val="32"/>
     </w:rPr>
@@ -747,16 +745,16 @@
     <w:semiHidden/>
     <w:unhideWhenUsed/>
     <w:qFormat/>
-    <w:rsid w:val="00e00eca"/>
+    <w:rsid w:val="00E00ECA"/>
     <w:pPr>
-      <w:keepNext w:val="true"/>
+      <w:keepNext/>
       <w:keepLines/>
       <w:spacing w:before="160" w:after="80"/>
       <w:outlineLvl w:val="2"/>
     </w:pPr>
     <w:rPr>
-      <w:rFonts w:eastAsia="" w:cs="" w:cstheme="majorBidi" w:eastAsiaTheme="majorEastAsia"/>
-      <w:color w:themeColor="accent1" w:themeShade="bf" w:val="0F4761"/>
+      <w:rFonts w:eastAsiaTheme="majorEastAsia" w:cstheme="majorBidi"/>
+      <w:color w:val="0F4761" w:themeColor="accent1" w:themeShade="BF"/>
       <w:sz w:val="28"/>
       <w:szCs w:val="28"/>
     </w:rPr>
@@ -770,18 +768,18 @@
     <w:semiHidden/>
     <w:unhideWhenUsed/>
     <w:qFormat/>
-    <w:rsid w:val="00e00eca"/>
+    <w:rsid w:val="00E00ECA"/>
     <w:pPr>
-      <w:keepNext w:val="true"/>
+      <w:keepNext/>
       <w:keepLines/>
       <w:spacing w:before="80" w:after="40"/>
       <w:outlineLvl w:val="3"/>
     </w:pPr>
     <w:rPr>
-      <w:rFonts w:eastAsia="" w:cs="" w:cstheme="majorBidi" w:eastAsiaTheme="majorEastAsia"/>
+      <w:rFonts w:eastAsiaTheme="majorEastAsia" w:cstheme="majorBidi"/>
       <w:i/>
       <w:iCs/>
-      <w:color w:themeColor="accent1" w:themeShade="bf" w:val="0F4761"/>
+      <w:color w:val="0F4761" w:themeColor="accent1" w:themeShade="BF"/>
     </w:rPr>
   </w:style>
   <w:style w:type="paragraph" w:styleId="Heading5">
@@ -793,16 +791,16 @@
     <w:semiHidden/>
     <w:unhideWhenUsed/>
     <w:qFormat/>
-    <w:rsid w:val="00e00eca"/>
+    <w:rsid w:val="00E00ECA"/>
     <w:pPr>
-      <w:keepNext w:val="true"/>
+      <w:keepNext/>
       <w:keepLines/>
       <w:spacing w:before="80" w:after="40"/>
       <w:outlineLvl w:val="4"/>
     </w:pPr>
     <w:rPr>
-      <w:rFonts w:eastAsia="" w:cs="" w:cstheme="majorBidi" w:eastAsiaTheme="majorEastAsia"/>
-      <w:color w:themeColor="accent1" w:themeShade="bf" w:val="0F4761"/>
+      <w:rFonts w:eastAsiaTheme="majorEastAsia" w:cstheme="majorBidi"/>
+      <w:color w:val="0F4761" w:themeColor="accent1" w:themeShade="BF"/>
     </w:rPr>
   </w:style>
   <w:style w:type="paragraph" w:styleId="Heading6">
@@ -814,18 +812,18 @@
     <w:semiHidden/>
     <w:unhideWhenUsed/>
     <w:qFormat/>
-    <w:rsid w:val="00e00eca"/>
+    <w:rsid w:val="00E00ECA"/>
     <w:pPr>
-      <w:keepNext w:val="true"/>
+      <w:keepNext/>
       <w:keepLines/>
       <w:spacing w:before="40" w:after="0"/>
       <w:outlineLvl w:val="5"/>
     </w:pPr>
     <w:rPr>
-      <w:rFonts w:eastAsia="" w:cs="" w:cstheme="majorBidi" w:eastAsiaTheme="majorEastAsia"/>
+      <w:rFonts w:eastAsiaTheme="majorEastAsia" w:cstheme="majorBidi"/>
       <w:i/>
       <w:iCs/>
-      <w:color w:themeColor="text1" w:themeTint="a6" w:val="595959"/>
+      <w:color w:val="595959" w:themeColor="text1" w:themeTint="A6"/>
     </w:rPr>
   </w:style>
   <w:style w:type="paragraph" w:styleId="Heading7">
@@ -837,16 +835,16 @@
     <w:semiHidden/>
     <w:unhideWhenUsed/>
     <w:qFormat/>
-    <w:rsid w:val="00e00eca"/>
+    <w:rsid w:val="00E00ECA"/>
     <w:pPr>
-      <w:keepNext w:val="true"/>
+      <w:keepNext/>
       <w:keepLines/>
       <w:spacing w:before="40" w:after="0"/>
       <w:outlineLvl w:val="6"/>
     </w:pPr>
     <w:rPr>
-      <w:rFonts w:eastAsia="" w:cs="" w:cstheme="majorBidi" w:eastAsiaTheme="majorEastAsia"/>
-      <w:color w:themeColor="text1" w:themeTint="a6" w:val="595959"/>
+      <w:rFonts w:eastAsiaTheme="majorEastAsia" w:cstheme="majorBidi"/>
+      <w:color w:val="595959" w:themeColor="text1" w:themeTint="A6"/>
     </w:rPr>
   </w:style>
   <w:style w:type="paragraph" w:styleId="Heading8">
@@ -858,18 +856,18 @@
     <w:semiHidden/>
     <w:unhideWhenUsed/>
     <w:qFormat/>
-    <w:rsid w:val="00e00eca"/>
+    <w:rsid w:val="00E00ECA"/>
     <w:pPr>
-      <w:keepNext w:val="true"/>
+      <w:keepNext/>
       <w:keepLines/>
-      <w:spacing w:before="0" w:after="0"/>
+      <w:spacing w:after="0"/>
       <w:outlineLvl w:val="7"/>
     </w:pPr>
     <w:rPr>
-      <w:rFonts w:eastAsia="" w:cs="" w:cstheme="majorBidi" w:eastAsiaTheme="majorEastAsia"/>
+      <w:rFonts w:eastAsiaTheme="majorEastAsia" w:cstheme="majorBidi"/>
       <w:i/>
       <w:iCs/>
-      <w:color w:themeColor="text1" w:themeTint="d8" w:val="272727"/>
+      <w:color w:val="272727" w:themeColor="text1" w:themeTint="D8"/>
     </w:rPr>
   </w:style>
   <w:style w:type="paragraph" w:styleId="Heading9">
@@ -881,409 +879,23 @@
     <w:semiHidden/>
     <w:unhideWhenUsed/>
     <w:qFormat/>
-    <w:rsid w:val="00e00eca"/>
+    <w:rsid w:val="00E00ECA"/>
     <w:pPr>
-      <w:keepNext w:val="true"/>
+      <w:keepNext/>
       <w:keepLines/>
-      <w:spacing w:before="0" w:after="0"/>
+      <w:spacing w:after="0"/>
       <w:outlineLvl w:val="8"/>
     </w:pPr>
     <w:rPr>
-      <w:rFonts w:eastAsia="" w:cs="" w:cstheme="majorBidi" w:eastAsiaTheme="majorEastAsia"/>
-      <w:color w:themeColor="text1" w:themeTint="d8" w:val="272727"/>
-    </w:rPr>
-  </w:style>
-  <w:style w:type="character" w:styleId="DefaultParagraphFont" w:default="1">
+      <w:rFonts w:eastAsiaTheme="majorEastAsia" w:cstheme="majorBidi"/>
+      <w:color w:val="272727" w:themeColor="text1" w:themeTint="D8"/>
+    </w:rPr>
+  </w:style>
+  <w:style w:type="character" w:default="1" w:styleId="DefaultParagraphFont">
     <w:name w:val="Default Paragraph Font"/>
     <w:uiPriority w:val="1"/>
     <w:semiHidden/>
     <w:unhideWhenUsed/>
-    <w:qFormat/>
-    <w:rPr/>
-  </w:style>
-  <w:style w:type="character" w:styleId="Heading1Char" w:customStyle="1">
-    <w:name w:val="Heading 1 Char"/>
-    <w:basedOn w:val="DefaultParagraphFont"/>
-    <w:link w:val="Heading1"/>
-    <w:uiPriority w:val="9"/>
-    <w:qFormat/>
-    <w:rsid w:val="00e00eca"/>
-    <w:rPr>
-      <w:rFonts w:ascii="Aptos Display" w:hAnsi="Aptos Display" w:eastAsia="" w:cs="" w:asciiTheme="majorHAnsi" w:cstheme="majorBidi" w:eastAsiaTheme="majorEastAsia" w:hAnsiTheme="majorHAnsi"/>
-      <w:color w:themeColor="accent1" w:themeShade="bf" w:val="0F4761"/>
-      <w:sz w:val="40"/>
-      <w:szCs w:val="40"/>
-    </w:rPr>
-  </w:style>
-  <w:style w:type="character" w:styleId="Heading2Char" w:customStyle="1">
-    <w:name w:val="Heading 2 Char"/>
-    <w:basedOn w:val="DefaultParagraphFont"/>
-    <w:link w:val="Heading2"/>
-    <w:uiPriority w:val="9"/>
-    <w:semiHidden/>
-    <w:qFormat/>
-    <w:rsid w:val="00e00eca"/>
-    <w:rPr>
-      <w:rFonts w:ascii="Aptos Display" w:hAnsi="Aptos Display" w:eastAsia="" w:cs="" w:asciiTheme="majorHAnsi" w:cstheme="majorBidi" w:eastAsiaTheme="majorEastAsia" w:hAnsiTheme="majorHAnsi"/>
-      <w:color w:themeColor="accent1" w:themeShade="bf" w:val="0F4761"/>
-      <w:sz w:val="32"/>
-      <w:szCs w:val="32"/>
-    </w:rPr>
-  </w:style>
-  <w:style w:type="character" w:styleId="Heading3Char" w:customStyle="1">
-    <w:name w:val="Heading 3 Char"/>
-    <w:basedOn w:val="DefaultParagraphFont"/>
-    <w:link w:val="Heading3"/>
-    <w:uiPriority w:val="9"/>
-    <w:semiHidden/>
-    <w:qFormat/>
-    <w:rsid w:val="00e00eca"/>
-    <w:rPr>
-      <w:rFonts w:eastAsia="" w:cs="" w:cstheme="majorBidi" w:eastAsiaTheme="majorEastAsia"/>
-      <w:color w:themeColor="accent1" w:themeShade="bf" w:val="0F4761"/>
-      <w:sz w:val="28"/>
-      <w:szCs w:val="28"/>
-    </w:rPr>
-  </w:style>
-  <w:style w:type="character" w:styleId="Heading4Char" w:customStyle="1">
-    <w:name w:val="Heading 4 Char"/>
-    <w:basedOn w:val="DefaultParagraphFont"/>
-    <w:link w:val="Heading4"/>
-    <w:uiPriority w:val="9"/>
-    <w:semiHidden/>
-    <w:qFormat/>
-    <w:rsid w:val="00e00eca"/>
-    <w:rPr>
-      <w:rFonts w:eastAsia="" w:cs="" w:cstheme="majorBidi" w:eastAsiaTheme="majorEastAsia"/>
-      <w:i/>
-      <w:iCs/>
-      <w:color w:themeColor="accent1" w:themeShade="bf" w:val="0F4761"/>
-    </w:rPr>
-  </w:style>
-  <w:style w:type="character" w:styleId="Heading5Char" w:customStyle="1">
-    <w:name w:val="Heading 5 Char"/>
-    <w:basedOn w:val="DefaultParagraphFont"/>
-    <w:link w:val="Heading5"/>
-    <w:uiPriority w:val="9"/>
-    <w:semiHidden/>
-    <w:qFormat/>
-    <w:rsid w:val="00e00eca"/>
-    <w:rPr>
-      <w:rFonts w:eastAsia="" w:cs="" w:cstheme="majorBidi" w:eastAsiaTheme="majorEastAsia"/>
-      <w:color w:themeColor="accent1" w:themeShade="bf" w:val="0F4761"/>
-    </w:rPr>
-  </w:style>
-  <w:style w:type="character" w:styleId="Heading6Char" w:customStyle="1">
-    <w:name w:val="Heading 6 Char"/>
-    <w:basedOn w:val="DefaultParagraphFont"/>
-    <w:link w:val="Heading6"/>
-    <w:uiPriority w:val="9"/>
-    <w:semiHidden/>
-    <w:qFormat/>
-    <w:rsid w:val="00e00eca"/>
-    <w:rPr>
-      <w:rFonts w:eastAsia="" w:cs="" w:cstheme="majorBidi" w:eastAsiaTheme="majorEastAsia"/>
-      <w:i/>
-      <w:iCs/>
-      <w:color w:themeColor="text1" w:themeTint="a6" w:val="595959"/>
-    </w:rPr>
-  </w:style>
-  <w:style w:type="character" w:styleId="Heading7Char" w:customStyle="1">
-    <w:name w:val="Heading 7 Char"/>
-    <w:basedOn w:val="DefaultParagraphFont"/>
-    <w:link w:val="Heading7"/>
-    <w:uiPriority w:val="9"/>
-    <w:semiHidden/>
-    <w:qFormat/>
-    <w:rsid w:val="00e00eca"/>
-    <w:rPr>
-      <w:rFonts w:eastAsia="" w:cs="" w:cstheme="majorBidi" w:eastAsiaTheme="majorEastAsia"/>
-      <w:color w:themeColor="text1" w:themeTint="a6" w:val="595959"/>
-    </w:rPr>
-  </w:style>
-  <w:style w:type="character" w:styleId="Heading8Char" w:customStyle="1">
-    <w:name w:val="Heading 8 Char"/>
-    <w:basedOn w:val="DefaultParagraphFont"/>
-    <w:link w:val="Heading8"/>
-    <w:uiPriority w:val="9"/>
-    <w:semiHidden/>
-    <w:qFormat/>
-    <w:rsid w:val="00e00eca"/>
-    <w:rPr>
-      <w:rFonts w:eastAsia="" w:cs="" w:cstheme="majorBidi" w:eastAsiaTheme="majorEastAsia"/>
-      <w:i/>
-      <w:iCs/>
-      <w:color w:themeColor="text1" w:themeTint="d8" w:val="272727"/>
-    </w:rPr>
-  </w:style>
-  <w:style w:type="character" w:styleId="Heading9Char" w:customStyle="1">
-    <w:name w:val="Heading 9 Char"/>
-    <w:basedOn w:val="DefaultParagraphFont"/>
-    <w:link w:val="Heading9"/>
-    <w:uiPriority w:val="9"/>
-    <w:semiHidden/>
-    <w:qFormat/>
-    <w:rsid w:val="00e00eca"/>
-    <w:rPr>
-      <w:rFonts w:eastAsia="" w:cs="" w:cstheme="majorBidi" w:eastAsiaTheme="majorEastAsia"/>
-      <w:color w:themeColor="text1" w:themeTint="d8" w:val="272727"/>
-    </w:rPr>
-  </w:style>
-  <w:style w:type="character" w:styleId="TitleChar" w:customStyle="1">
-    <w:name w:val="Title Char"/>
-    <w:basedOn w:val="DefaultParagraphFont"/>
-    <w:link w:val="Title"/>
-    <w:uiPriority w:val="10"/>
-    <w:qFormat/>
-    <w:rsid w:val="00e00eca"/>
-    <w:rPr>
-      <w:rFonts w:ascii="Aptos Display" w:hAnsi="Aptos Display" w:eastAsia="" w:cs="" w:asciiTheme="majorHAnsi" w:cstheme="majorBidi" w:eastAsiaTheme="majorEastAsia" w:hAnsiTheme="majorHAnsi"/>
-      <w:spacing w:val="-10"/>
-      <w:kern w:val="2"/>
-      <w:sz w:val="56"/>
-      <w:szCs w:val="56"/>
-    </w:rPr>
-  </w:style>
-  <w:style w:type="character" w:styleId="SubtitleChar" w:customStyle="1">
-    <w:name w:val="Subtitle Char"/>
-    <w:basedOn w:val="DefaultParagraphFont"/>
-    <w:link w:val="Subtitle"/>
-    <w:uiPriority w:val="11"/>
-    <w:qFormat/>
-    <w:rsid w:val="00e00eca"/>
-    <w:rPr>
-      <w:rFonts w:eastAsia="" w:cs="" w:cstheme="majorBidi" w:eastAsiaTheme="majorEastAsia"/>
-      <w:color w:themeColor="text1" w:themeTint="a6" w:val="595959"/>
-      <w:spacing w:val="15"/>
-      <w:sz w:val="28"/>
-      <w:szCs w:val="28"/>
-    </w:rPr>
-  </w:style>
-  <w:style w:type="character" w:styleId="QuoteChar" w:customStyle="1">
-    <w:name w:val="Quote Char"/>
-    <w:basedOn w:val="DefaultParagraphFont"/>
-    <w:link w:val="Quote"/>
-    <w:uiPriority w:val="29"/>
-    <w:qFormat/>
-    <w:rsid w:val="00e00eca"/>
-    <w:rPr>
-      <w:i/>
-      <w:iCs/>
-      <w:color w:themeColor="text1" w:themeTint="bf" w:val="404040"/>
-    </w:rPr>
-  </w:style>
-  <w:style w:type="character" w:styleId="IntenseEmphasis">
-    <w:name w:val="Intense Emphasis"/>
-    <w:basedOn w:val="DefaultParagraphFont"/>
-    <w:uiPriority w:val="21"/>
-    <w:qFormat/>
-    <w:rsid w:val="00e00eca"/>
-    <w:rPr>
-      <w:i/>
-      <w:iCs/>
-      <w:color w:themeColor="accent1" w:themeShade="bf" w:val="0F4761"/>
-    </w:rPr>
-  </w:style>
-  <w:style w:type="character" w:styleId="IntenseQuoteChar" w:customStyle="1">
-    <w:name w:val="Intense Quote Char"/>
-    <w:basedOn w:val="DefaultParagraphFont"/>
-    <w:link w:val="IntenseQuote"/>
-    <w:uiPriority w:val="30"/>
-    <w:qFormat/>
-    <w:rsid w:val="00e00eca"/>
-    <w:rPr>
-      <w:i/>
-      <w:iCs/>
-      <w:color w:themeColor="accent1" w:themeShade="bf" w:val="0F4761"/>
-    </w:rPr>
-  </w:style>
-  <w:style w:type="character" w:styleId="IntenseReference">
-    <w:name w:val="Intense Reference"/>
-    <w:basedOn w:val="DefaultParagraphFont"/>
-    <w:uiPriority w:val="32"/>
-    <w:qFormat/>
-    <w:rsid w:val="00e00eca"/>
-    <w:rPr>
-      <w:b/>
-      <w:bCs/>
-      <w:smallCaps/>
-      <w:color w:themeColor="accent1" w:themeShade="bf" w:val="0F4761"/>
-      <w:spacing w:val="5"/>
-    </w:rPr>
-  </w:style>
-  <w:style w:type="character" w:styleId="PlaceholderText">
-    <w:name w:val="Placeholder Text"/>
-    <w:basedOn w:val="DefaultParagraphFont"/>
-    <w:uiPriority w:val="99"/>
-    <w:semiHidden/>
-    <w:qFormat/>
-    <w:rsid w:val="00e00eca"/>
-    <w:rPr>
-      <w:color w:val="666666"/>
-    </w:rPr>
-  </w:style>
-  <w:style w:type="paragraph" w:styleId="Heading">
-    <w:name w:val="Heading"/>
-    <w:basedOn w:val="Normal"/>
-    <w:next w:val="BodyText"/>
-    <w:qFormat/>
-    <w:pPr>
-      <w:keepNext w:val="true"/>
-      <w:spacing w:before="240" w:after="120"/>
-    </w:pPr>
-    <w:rPr>
-      <w:rFonts w:ascii="Times New Roman" w:hAnsi="Times New Roman" w:eastAsia="Noto Sans CJK SC" w:cs="Noto Sans Devanagari"/>
-      <w:sz w:val="28"/>
-      <w:szCs w:val="28"/>
-    </w:rPr>
-  </w:style>
-  <w:style w:type="paragraph" w:styleId="BodyText">
-    <w:name w:val="Body Text"/>
-    <w:basedOn w:val="Normal"/>
-    <w:pPr>
-      <w:spacing w:lineRule="auto" w:line="276" w:before="0" w:after="140"/>
-    </w:pPr>
-    <w:rPr/>
-  </w:style>
-  <w:style w:type="paragraph" w:styleId="List">
-    <w:name w:val="List"/>
-    <w:basedOn w:val="BodyText"/>
-    <w:pPr/>
-    <w:rPr>
-      <w:rFonts w:ascii="Times New Roman" w:hAnsi="Times New Roman" w:cs="Noto Sans Devanagari"/>
-    </w:rPr>
-  </w:style>
-  <w:style w:type="paragraph" w:styleId="Caption">
-    <w:name w:val="caption"/>
-    <w:basedOn w:val="Normal"/>
-    <w:qFormat/>
-    <w:pPr>
-      <w:suppressLineNumbers/>
-      <w:spacing w:before="120" w:after="120"/>
-    </w:pPr>
-    <w:rPr>
-      <w:rFonts w:ascii="Times New Roman" w:hAnsi="Times New Roman" w:cs="Noto Sans Devanagari"/>
-      <w:i/>
-      <w:iCs/>
-      <w:sz w:val="24"/>
-      <w:szCs w:val="24"/>
-    </w:rPr>
-  </w:style>
-  <w:style w:type="paragraph" w:styleId="Index">
-    <w:name w:val="Index"/>
-    <w:basedOn w:val="Normal"/>
-    <w:qFormat/>
-    <w:pPr>
-      <w:suppressLineNumbers/>
-    </w:pPr>
-    <w:rPr>
-      <w:rFonts w:ascii="Times New Roman" w:hAnsi="Times New Roman" w:cs="Noto Sans Devanagari"/>
-    </w:rPr>
-  </w:style>
-  <w:style w:type="paragraph" w:styleId="Title">
-    <w:name w:val="Title"/>
-    <w:basedOn w:val="Normal"/>
-    <w:next w:val="Normal"/>
-    <w:link w:val="TitleChar"/>
-    <w:uiPriority w:val="10"/>
-    <w:qFormat/>
-    <w:rsid w:val="00e00eca"/>
-    <w:pPr>
-      <w:spacing w:lineRule="auto" w:line="240" w:before="0" w:after="80"/>
-      <w:contextualSpacing/>
-    </w:pPr>
-    <w:rPr>
-      <w:rFonts w:ascii="Aptos Display" w:hAnsi="Aptos Display" w:eastAsia="" w:cs="" w:asciiTheme="majorHAnsi" w:cstheme="majorBidi" w:eastAsiaTheme="majorEastAsia" w:hAnsiTheme="majorHAnsi"/>
-      <w:spacing w:val="-10"/>
-      <w:kern w:val="2"/>
-      <w:sz w:val="56"/>
-      <w:szCs w:val="56"/>
-    </w:rPr>
-  </w:style>
-  <w:style w:type="paragraph" w:styleId="Subtitle">
-    <w:name w:val="Subtitle"/>
-    <w:basedOn w:val="Normal"/>
-    <w:next w:val="Normal"/>
-    <w:link w:val="SubtitleChar"/>
-    <w:uiPriority w:val="11"/>
-    <w:qFormat/>
-    <w:rsid w:val="00e00eca"/>
-    <w:pPr/>
-    <w:rPr>
-      <w:rFonts w:eastAsia="" w:cs="" w:cstheme="majorBidi" w:eastAsiaTheme="majorEastAsia"/>
-      <w:color w:themeColor="text1" w:themeTint="a6" w:val="595959"/>
-      <w:spacing w:val="15"/>
-      <w:sz w:val="28"/>
-      <w:szCs w:val="28"/>
-    </w:rPr>
-  </w:style>
-  <w:style w:type="paragraph" w:styleId="Quote">
-    <w:name w:val="Quote"/>
-    <w:basedOn w:val="Normal"/>
-    <w:next w:val="Normal"/>
-    <w:link w:val="QuoteChar"/>
-    <w:uiPriority w:val="29"/>
-    <w:qFormat/>
-    <w:rsid w:val="00e00eca"/>
-    <w:pPr>
-      <w:spacing w:before="160" w:after="160"/>
-      <w:jc w:val="center"/>
-    </w:pPr>
-    <w:rPr>
-      <w:i/>
-      <w:iCs/>
-      <w:color w:themeColor="text1" w:themeTint="bf" w:val="404040"/>
-    </w:rPr>
-  </w:style>
-  <w:style w:type="paragraph" w:styleId="ListParagraph">
-    <w:name w:val="List Paragraph"/>
-    <w:basedOn w:val="Normal"/>
-    <w:uiPriority w:val="34"/>
-    <w:qFormat/>
-    <w:rsid w:val="00e00eca"/>
-    <w:pPr>
-      <w:spacing w:before="0" w:after="160"/>
-      <w:ind w:start="720"/>
-      <w:contextualSpacing/>
-    </w:pPr>
-    <w:rPr/>
-  </w:style>
-  <w:style w:type="paragraph" w:styleId="IntenseQuote">
-    <w:name w:val="Intense Quote"/>
-    <w:basedOn w:val="Normal"/>
-    <w:next w:val="Normal"/>
-    <w:link w:val="IntenseQuoteChar"/>
-    <w:uiPriority w:val="30"/>
-    <w:qFormat/>
-    <w:rsid w:val="00e00eca"/>
-    <w:pPr>
-      <w:pBdr>
-        <w:top w:val="single" w:sz="4" w:space="10" w:color="0F4761" w:themeColor="accent1" w:themeShade="bf"/>
-        <w:bottom w:val="single" w:sz="4" w:space="10" w:color="0F4761" w:themeColor="accent1" w:themeShade="bf"/>
-      </w:pBdr>
-      <w:spacing w:before="360" w:after="360"/>
-      <w:ind w:start="864" w:end="864"/>
-      <w:jc w:val="center"/>
-    </w:pPr>
-    <w:rPr>
-      <w:i/>
-      <w:iCs/>
-      <w:color w:themeColor="accent1" w:themeShade="bf" w:val="0F4761"/>
-    </w:rPr>
-  </w:style>
-  <w:style w:type="paragraph" w:styleId="FrameContents">
-    <w:name w:val="Frame Contents"/>
-    <w:basedOn w:val="Normal"/>
-    <w:qFormat/>
-    <w:pPr/>
-    <w:rPr/>
-  </w:style>
-  <w:style w:type="numbering" w:styleId="NoList" w:default="1">
-    <w:name w:val="No List"/>
-    <w:uiPriority w:val="99"/>
-    <w:semiHidden/>
-    <w:unhideWhenUsed/>
-    <w:qFormat/>
   </w:style>
   <w:style w:type="table" w:default="1" w:styleId="TableNormal">
     <w:name w:val="Normal Table"/>
@@ -1291,6 +903,7 @@
     <w:semiHidden/>
     <w:unhideWhenUsed/>
     <w:tblPr>
+      <w:tblInd w:w="0" w:type="dxa"/>
       <w:tblCellMar>
         <w:top w:w="0" w:type="dxa"/>
         <w:left w:w="108" w:type="dxa"/>
@@ -1299,22 +912,392 @@
       </w:tblCellMar>
     </w:tblPr>
   </w:style>
+  <w:style w:type="numbering" w:default="1" w:styleId="NoList">
+    <w:name w:val="No List"/>
+    <w:uiPriority w:val="99"/>
+    <w:semiHidden/>
+    <w:unhideWhenUsed/>
+  </w:style>
+  <w:style w:type="character" w:customStyle="1" w:styleId="Heading1Char">
+    <w:name w:val="Heading 1 Char"/>
+    <w:basedOn w:val="DefaultParagraphFont"/>
+    <w:link w:val="Heading1"/>
+    <w:uiPriority w:val="9"/>
+    <w:qFormat/>
+    <w:rsid w:val="00E00ECA"/>
+    <w:rPr>
+      <w:rFonts w:asciiTheme="majorHAnsi" w:eastAsiaTheme="majorEastAsia" w:hAnsiTheme="majorHAnsi" w:cstheme="majorBidi"/>
+      <w:color w:val="0F4761" w:themeColor="accent1" w:themeShade="BF"/>
+      <w:sz w:val="40"/>
+      <w:szCs w:val="40"/>
+    </w:rPr>
+  </w:style>
+  <w:style w:type="character" w:customStyle="1" w:styleId="Heading2Char">
+    <w:name w:val="Heading 2 Char"/>
+    <w:basedOn w:val="DefaultParagraphFont"/>
+    <w:link w:val="Heading2"/>
+    <w:uiPriority w:val="9"/>
+    <w:semiHidden/>
+    <w:qFormat/>
+    <w:rsid w:val="00E00ECA"/>
+    <w:rPr>
+      <w:rFonts w:asciiTheme="majorHAnsi" w:eastAsiaTheme="majorEastAsia" w:hAnsiTheme="majorHAnsi" w:cstheme="majorBidi"/>
+      <w:color w:val="0F4761" w:themeColor="accent1" w:themeShade="BF"/>
+      <w:sz w:val="32"/>
+      <w:szCs w:val="32"/>
+    </w:rPr>
+  </w:style>
+  <w:style w:type="character" w:customStyle="1" w:styleId="Heading3Char">
+    <w:name w:val="Heading 3 Char"/>
+    <w:basedOn w:val="DefaultParagraphFont"/>
+    <w:link w:val="Heading3"/>
+    <w:uiPriority w:val="9"/>
+    <w:semiHidden/>
+    <w:qFormat/>
+    <w:rsid w:val="00E00ECA"/>
+    <w:rPr>
+      <w:rFonts w:eastAsiaTheme="majorEastAsia" w:cstheme="majorBidi"/>
+      <w:color w:val="0F4761" w:themeColor="accent1" w:themeShade="BF"/>
+      <w:sz w:val="28"/>
+      <w:szCs w:val="28"/>
+    </w:rPr>
+  </w:style>
+  <w:style w:type="character" w:customStyle="1" w:styleId="Heading4Char">
+    <w:name w:val="Heading 4 Char"/>
+    <w:basedOn w:val="DefaultParagraphFont"/>
+    <w:link w:val="Heading4"/>
+    <w:uiPriority w:val="9"/>
+    <w:semiHidden/>
+    <w:qFormat/>
+    <w:rsid w:val="00E00ECA"/>
+    <w:rPr>
+      <w:rFonts w:eastAsiaTheme="majorEastAsia" w:cstheme="majorBidi"/>
+      <w:i/>
+      <w:iCs/>
+      <w:color w:val="0F4761" w:themeColor="accent1" w:themeShade="BF"/>
+    </w:rPr>
+  </w:style>
+  <w:style w:type="character" w:customStyle="1" w:styleId="Heading5Char">
+    <w:name w:val="Heading 5 Char"/>
+    <w:basedOn w:val="DefaultParagraphFont"/>
+    <w:link w:val="Heading5"/>
+    <w:uiPriority w:val="9"/>
+    <w:semiHidden/>
+    <w:qFormat/>
+    <w:rsid w:val="00E00ECA"/>
+    <w:rPr>
+      <w:rFonts w:eastAsiaTheme="majorEastAsia" w:cstheme="majorBidi"/>
+      <w:color w:val="0F4761" w:themeColor="accent1" w:themeShade="BF"/>
+    </w:rPr>
+  </w:style>
+  <w:style w:type="character" w:customStyle="1" w:styleId="Heading6Char">
+    <w:name w:val="Heading 6 Char"/>
+    <w:basedOn w:val="DefaultParagraphFont"/>
+    <w:link w:val="Heading6"/>
+    <w:uiPriority w:val="9"/>
+    <w:semiHidden/>
+    <w:qFormat/>
+    <w:rsid w:val="00E00ECA"/>
+    <w:rPr>
+      <w:rFonts w:eastAsiaTheme="majorEastAsia" w:cstheme="majorBidi"/>
+      <w:i/>
+      <w:iCs/>
+      <w:color w:val="595959" w:themeColor="text1" w:themeTint="A6"/>
+    </w:rPr>
+  </w:style>
+  <w:style w:type="character" w:customStyle="1" w:styleId="Heading7Char">
+    <w:name w:val="Heading 7 Char"/>
+    <w:basedOn w:val="DefaultParagraphFont"/>
+    <w:link w:val="Heading7"/>
+    <w:uiPriority w:val="9"/>
+    <w:semiHidden/>
+    <w:qFormat/>
+    <w:rsid w:val="00E00ECA"/>
+    <w:rPr>
+      <w:rFonts w:eastAsiaTheme="majorEastAsia" w:cstheme="majorBidi"/>
+      <w:color w:val="595959" w:themeColor="text1" w:themeTint="A6"/>
+    </w:rPr>
+  </w:style>
+  <w:style w:type="character" w:customStyle="1" w:styleId="Heading8Char">
+    <w:name w:val="Heading 8 Char"/>
+    <w:basedOn w:val="DefaultParagraphFont"/>
+    <w:link w:val="Heading8"/>
+    <w:uiPriority w:val="9"/>
+    <w:semiHidden/>
+    <w:qFormat/>
+    <w:rsid w:val="00E00ECA"/>
+    <w:rPr>
+      <w:rFonts w:eastAsiaTheme="majorEastAsia" w:cstheme="majorBidi"/>
+      <w:i/>
+      <w:iCs/>
+      <w:color w:val="272727" w:themeColor="text1" w:themeTint="D8"/>
+    </w:rPr>
+  </w:style>
+  <w:style w:type="character" w:customStyle="1" w:styleId="Heading9Char">
+    <w:name w:val="Heading 9 Char"/>
+    <w:basedOn w:val="DefaultParagraphFont"/>
+    <w:link w:val="Heading9"/>
+    <w:uiPriority w:val="9"/>
+    <w:semiHidden/>
+    <w:qFormat/>
+    <w:rsid w:val="00E00ECA"/>
+    <w:rPr>
+      <w:rFonts w:eastAsiaTheme="majorEastAsia" w:cstheme="majorBidi"/>
+      <w:color w:val="272727" w:themeColor="text1" w:themeTint="D8"/>
+    </w:rPr>
+  </w:style>
+  <w:style w:type="character" w:customStyle="1" w:styleId="TitleChar">
+    <w:name w:val="Title Char"/>
+    <w:basedOn w:val="DefaultParagraphFont"/>
+    <w:link w:val="Title"/>
+    <w:uiPriority w:val="10"/>
+    <w:qFormat/>
+    <w:rsid w:val="00E00ECA"/>
+    <w:rPr>
+      <w:rFonts w:asciiTheme="majorHAnsi" w:eastAsiaTheme="majorEastAsia" w:hAnsiTheme="majorHAnsi" w:cstheme="majorBidi"/>
+      <w:spacing w:val="-10"/>
+      <w:kern w:val="2"/>
+      <w:sz w:val="56"/>
+      <w:szCs w:val="56"/>
+    </w:rPr>
+  </w:style>
+  <w:style w:type="character" w:customStyle="1" w:styleId="SubtitleChar">
+    <w:name w:val="Subtitle Char"/>
+    <w:basedOn w:val="DefaultParagraphFont"/>
+    <w:link w:val="Subtitle"/>
+    <w:uiPriority w:val="11"/>
+    <w:qFormat/>
+    <w:rsid w:val="00E00ECA"/>
+    <w:rPr>
+      <w:rFonts w:eastAsiaTheme="majorEastAsia" w:cstheme="majorBidi"/>
+      <w:color w:val="595959" w:themeColor="text1" w:themeTint="A6"/>
+      <w:spacing w:val="15"/>
+      <w:sz w:val="28"/>
+      <w:szCs w:val="28"/>
+    </w:rPr>
+  </w:style>
+  <w:style w:type="character" w:customStyle="1" w:styleId="QuoteChar">
+    <w:name w:val="Quote Char"/>
+    <w:basedOn w:val="DefaultParagraphFont"/>
+    <w:link w:val="Quote"/>
+    <w:uiPriority w:val="29"/>
+    <w:qFormat/>
+    <w:rsid w:val="00E00ECA"/>
+    <w:rPr>
+      <w:i/>
+      <w:iCs/>
+      <w:color w:val="404040" w:themeColor="text1" w:themeTint="BF"/>
+    </w:rPr>
+  </w:style>
+  <w:style w:type="character" w:styleId="IntenseEmphasis">
+    <w:name w:val="Intense Emphasis"/>
+    <w:basedOn w:val="DefaultParagraphFont"/>
+    <w:uiPriority w:val="21"/>
+    <w:qFormat/>
+    <w:rsid w:val="00E00ECA"/>
+    <w:rPr>
+      <w:i/>
+      <w:iCs/>
+      <w:color w:val="0F4761" w:themeColor="accent1" w:themeShade="BF"/>
+    </w:rPr>
+  </w:style>
+  <w:style w:type="character" w:customStyle="1" w:styleId="IntenseQuoteChar">
+    <w:name w:val="Intense Quote Char"/>
+    <w:basedOn w:val="DefaultParagraphFont"/>
+    <w:link w:val="IntenseQuote"/>
+    <w:uiPriority w:val="30"/>
+    <w:qFormat/>
+    <w:rsid w:val="00E00ECA"/>
+    <w:rPr>
+      <w:i/>
+      <w:iCs/>
+      <w:color w:val="0F4761" w:themeColor="accent1" w:themeShade="BF"/>
+    </w:rPr>
+  </w:style>
+  <w:style w:type="character" w:styleId="IntenseReference">
+    <w:name w:val="Intense Reference"/>
+    <w:basedOn w:val="DefaultParagraphFont"/>
+    <w:uiPriority w:val="32"/>
+    <w:qFormat/>
+    <w:rsid w:val="00E00ECA"/>
+    <w:rPr>
+      <w:b/>
+      <w:bCs/>
+      <w:smallCaps/>
+      <w:color w:val="0F4761" w:themeColor="accent1" w:themeShade="BF"/>
+      <w:spacing w:val="5"/>
+    </w:rPr>
+  </w:style>
+  <w:style w:type="character" w:styleId="PlaceholderText">
+    <w:name w:val="Placeholder Text"/>
+    <w:basedOn w:val="DefaultParagraphFont"/>
+    <w:uiPriority w:val="99"/>
+    <w:semiHidden/>
+    <w:qFormat/>
+    <w:rsid w:val="00E00ECA"/>
+    <w:rPr>
+      <w:color w:val="666666"/>
+    </w:rPr>
+  </w:style>
+  <w:style w:type="paragraph" w:customStyle="1" w:styleId="Heading">
+    <w:name w:val="Heading"/>
+    <w:basedOn w:val="Normal"/>
+    <w:next w:val="BodyText"/>
+    <w:qFormat/>
+    <w:pPr>
+      <w:keepNext/>
+      <w:spacing w:before="240" w:after="120"/>
+    </w:pPr>
+    <w:rPr>
+      <w:rFonts w:ascii="Times New Roman" w:eastAsia="Noto Sans CJK SC" w:hAnsi="Times New Roman" w:cs="Noto Sans Devanagari"/>
+      <w:sz w:val="28"/>
+      <w:szCs w:val="28"/>
+    </w:rPr>
+  </w:style>
+  <w:style w:type="paragraph" w:styleId="BodyText">
+    <w:name w:val="Body Text"/>
+    <w:basedOn w:val="Normal"/>
+    <w:pPr>
+      <w:spacing w:after="140" w:line="276" w:lineRule="auto"/>
+    </w:pPr>
+  </w:style>
+  <w:style w:type="paragraph" w:styleId="List">
+    <w:name w:val="List"/>
+    <w:basedOn w:val="BodyText"/>
+    <w:rPr>
+      <w:rFonts w:ascii="Times New Roman" w:hAnsi="Times New Roman" w:cs="Noto Sans Devanagari"/>
+    </w:rPr>
+  </w:style>
+  <w:style w:type="paragraph" w:styleId="Caption">
+    <w:name w:val="caption"/>
+    <w:basedOn w:val="Normal"/>
+    <w:qFormat/>
+    <w:pPr>
+      <w:suppressLineNumbers/>
+      <w:spacing w:before="120" w:after="120"/>
+    </w:pPr>
+    <w:rPr>
+      <w:rFonts w:ascii="Times New Roman" w:hAnsi="Times New Roman" w:cs="Noto Sans Devanagari"/>
+      <w:i/>
+      <w:iCs/>
+    </w:rPr>
+  </w:style>
+  <w:style w:type="paragraph" w:customStyle="1" w:styleId="Index">
+    <w:name w:val="Index"/>
+    <w:basedOn w:val="Normal"/>
+    <w:qFormat/>
+    <w:pPr>
+      <w:suppressLineNumbers/>
+    </w:pPr>
+    <w:rPr>
+      <w:rFonts w:ascii="Times New Roman" w:hAnsi="Times New Roman" w:cs="Noto Sans Devanagari"/>
+    </w:rPr>
+  </w:style>
+  <w:style w:type="paragraph" w:styleId="Title">
+    <w:name w:val="Title"/>
+    <w:basedOn w:val="Normal"/>
+    <w:next w:val="Normal"/>
+    <w:link w:val="TitleChar"/>
+    <w:uiPriority w:val="10"/>
+    <w:qFormat/>
+    <w:rsid w:val="00E00ECA"/>
+    <w:pPr>
+      <w:spacing w:after="80" w:line="240" w:lineRule="auto"/>
+      <w:contextualSpacing/>
+    </w:pPr>
+    <w:rPr>
+      <w:rFonts w:asciiTheme="majorHAnsi" w:eastAsiaTheme="majorEastAsia" w:hAnsiTheme="majorHAnsi" w:cstheme="majorBidi"/>
+      <w:spacing w:val="-10"/>
+      <w:sz w:val="56"/>
+      <w:szCs w:val="56"/>
+    </w:rPr>
+  </w:style>
+  <w:style w:type="paragraph" w:styleId="Subtitle">
+    <w:name w:val="Subtitle"/>
+    <w:basedOn w:val="Normal"/>
+    <w:next w:val="Normal"/>
+    <w:link w:val="SubtitleChar"/>
+    <w:uiPriority w:val="11"/>
+    <w:qFormat/>
+    <w:rsid w:val="00E00ECA"/>
+    <w:rPr>
+      <w:rFonts w:eastAsiaTheme="majorEastAsia" w:cstheme="majorBidi"/>
+      <w:color w:val="595959" w:themeColor="text1" w:themeTint="A6"/>
+      <w:spacing w:val="15"/>
+      <w:sz w:val="28"/>
+      <w:szCs w:val="28"/>
+    </w:rPr>
+  </w:style>
+  <w:style w:type="paragraph" w:styleId="Quote">
+    <w:name w:val="Quote"/>
+    <w:basedOn w:val="Normal"/>
+    <w:next w:val="Normal"/>
+    <w:link w:val="QuoteChar"/>
+    <w:uiPriority w:val="29"/>
+    <w:qFormat/>
+    <w:rsid w:val="00E00ECA"/>
+    <w:pPr>
+      <w:spacing w:before="160"/>
+      <w:jc w:val="center"/>
+    </w:pPr>
+    <w:rPr>
+      <w:i/>
+      <w:iCs/>
+      <w:color w:val="404040" w:themeColor="text1" w:themeTint="BF"/>
+    </w:rPr>
+  </w:style>
+  <w:style w:type="paragraph" w:styleId="ListParagraph">
+    <w:name w:val="List Paragraph"/>
+    <w:basedOn w:val="Normal"/>
+    <w:uiPriority w:val="34"/>
+    <w:qFormat/>
+    <w:rsid w:val="00E00ECA"/>
+    <w:pPr>
+      <w:ind w:left="720"/>
+      <w:contextualSpacing/>
+    </w:pPr>
+  </w:style>
+  <w:style w:type="paragraph" w:styleId="IntenseQuote">
+    <w:name w:val="Intense Quote"/>
+    <w:basedOn w:val="Normal"/>
+    <w:next w:val="Normal"/>
+    <w:link w:val="IntenseQuoteChar"/>
+    <w:uiPriority w:val="30"/>
+    <w:qFormat/>
+    <w:rsid w:val="00E00ECA"/>
+    <w:pPr>
+      <w:pBdr>
+        <w:top w:val="single" w:sz="4" w:space="10" w:color="0F4761" w:themeColor="accent1" w:themeShade="BF"/>
+        <w:bottom w:val="single" w:sz="4" w:space="10" w:color="0F4761" w:themeColor="accent1" w:themeShade="BF"/>
+      </w:pBdr>
+      <w:spacing w:before="360" w:after="360"/>
+      <w:ind w:left="864" w:right="864"/>
+      <w:jc w:val="center"/>
+    </w:pPr>
+    <w:rPr>
+      <w:i/>
+      <w:iCs/>
+      <w:color w:val="0F4761" w:themeColor="accent1" w:themeShade="BF"/>
+    </w:rPr>
+  </w:style>
+  <w:style w:type="paragraph" w:customStyle="1" w:styleId="FrameContents">
+    <w:name w:val="Frame Contents"/>
+    <w:basedOn w:val="Normal"/>
+    <w:qFormat/>
+  </w:style>
   <w:style w:type="table" w:styleId="TableGrid">
     <w:name w:val="Table Grid"/>
     <w:basedOn w:val="TableNormal"/>
     <w:uiPriority w:val="39"/>
-    <w:rsid w:val="00b55870"/>
-    <w:pPr>
-      <w:spacing w:after="0" w:line="240" w:lineRule="auto"/>
-    </w:pPr>
+    <w:rsid w:val="00B55870"/>
     <w:tblPr>
       <w:tblBorders>
-        <w:top w:val="single" w:color="auto" w:sz="4" w:space="0"/>
-        <w:left w:val="single" w:color="auto" w:sz="4" w:space="0"/>
-        <w:bottom w:val="single" w:color="auto" w:sz="4" w:space="0"/>
-        <w:right w:val="single" w:color="auto" w:sz="4" w:space="0"/>
-        <w:insideH w:val="single" w:color="auto" w:sz="4" w:space="0"/>
-        <w:insideV w:val="single" w:color="auto" w:sz="4" w:space="0"/>
+        <w:top w:val="single" w:sz="4" w:space="0" w:color="auto"/>
+        <w:left w:val="single" w:sz="4" w:space="0" w:color="auto"/>
+        <w:bottom w:val="single" w:sz="4" w:space="0" w:color="auto"/>
+        <w:right w:val="single" w:sz="4" w:space="0" w:color="auto"/>
+        <w:insideH w:val="single" w:sz="4" w:space="0" w:color="auto"/>
+        <w:insideV w:val="single" w:sz="4" w:space="0" w:color="auto"/>
       </w:tblBorders>
     </w:tblPr>
   </w:style>
@@ -1367,6 +1350,13 @@
     <w:notTrueType/>
     <w:pitch w:val="default"/>
   </w:font>
+  <w:font w:name="Aptos Display">
+    <w:panose1 w:val="00000000000000000000"/>
+    <w:charset w:val="00"/>
+    <w:family w:val="roman"/>
+    <w:notTrueType/>
+    <w:pitch w:val="default"/>
+  </w:font>
   <w:font w:name="Times New Roman">
     <w:panose1 w:val="02020603050405020304"/>
     <w:charset w:val="00"/>
@@ -1374,8 +1364,15 @@
     <w:pitch w:val="variable"/>
     <w:sig w:usb0="E0002EFF" w:usb1="C000785B" w:usb2="00000009" w:usb3="00000000" w:csb0="000001FF" w:csb1="00000000"/>
   </w:font>
-  <w:font w:name="Aptos Display">
-    <w:altName w:val="Calibri"/>
+  <w:font w:name="Noto Sans CJK SC">
+    <w:panose1 w:val="00000000000000000000"/>
+    <w:charset w:val="00"/>
+    <w:family w:val="roman"/>
+    <w:notTrueType/>
+    <w:pitch w:val="default"/>
+  </w:font>
+  <w:font w:name="Noto Sans Devanagari">
+    <w:altName w:val="Cambria"/>
     <w:panose1 w:val="00000000000000000000"/>
     <w:charset w:val="00"/>
     <w:family w:val="roman"/>
@@ -1402,6 +1399,7 @@
   <w:rsids>
     <w:rsidRoot w:val="00BB05CB"/>
     <w:rsid w:val="005130EC"/>
+    <w:rsid w:val="007A1D4E"/>
     <w:rsid w:val="00BB05CB"/>
   </w:rsids>
   <m:mathPr>
@@ -1878,54 +1876,54 @@
 </file>
 
 <file path=word/theme/theme1.xml><?xml version="1.0" encoding="utf-8"?>
-<a:theme xmlns:a="http://schemas.openxmlformats.org/drawingml/2006/main" xmlns:r="http://schemas.openxmlformats.org/officeDocument/2006/relationships" name="Office Theme">
+<a:theme xmlns:a="http://schemas.openxmlformats.org/drawingml/2006/main" name="Office Theme">
   <a:themeElements>
     <a:clrScheme name="Office">
       <a:dk1>
         <a:srgbClr val="000000"/>
       </a:dk1>
       <a:lt1>
-        <a:srgbClr val="ffffff"/>
+        <a:srgbClr val="FFFFFF"/>
       </a:lt1>
       <a:dk2>
-        <a:srgbClr val="0e2841"/>
+        <a:srgbClr val="0E2841"/>
       </a:dk2>
       <a:lt2>
-        <a:srgbClr val="e8e8e8"/>
+        <a:srgbClr val="E8E8E8"/>
       </a:lt2>
       <a:accent1>
         <a:srgbClr val="156082"/>
       </a:accent1>
       <a:accent2>
-        <a:srgbClr val="e97132"/>
+        <a:srgbClr val="E97132"/>
       </a:accent2>
       <a:accent3>
-        <a:srgbClr val="196b24"/>
+        <a:srgbClr val="196B24"/>
       </a:accent3>
       <a:accent4>
-        <a:srgbClr val="0f9ed5"/>
+        <a:srgbClr val="0F9ED5"/>
       </a:accent4>
       <a:accent5>
-        <a:srgbClr val="a02b93"/>
+        <a:srgbClr val="A02B93"/>
       </a:accent5>
       <a:accent6>
-        <a:srgbClr val="4ea72e"/>
+        <a:srgbClr val="4EA72E"/>
       </a:accent6>
       <a:hlink>
         <a:srgbClr val="467886"/>
       </a:hlink>
       <a:folHlink>
-        <a:srgbClr val="96607d"/>
+        <a:srgbClr val="96607D"/>
       </a:folHlink>
     </a:clrScheme>
     <a:fontScheme name="Office">
       <a:majorFont>
-        <a:latin typeface="Aptos Display" panose="02110004020202020204" pitchFamily="0" charset="1"/>
+        <a:latin typeface="Aptos Display" panose="02110004020202020204"/>
         <a:ea typeface=""/>
         <a:cs typeface=""/>
       </a:majorFont>
       <a:minorFont>
-        <a:latin typeface="Aptos" panose="02110004020202020204" pitchFamily="0" charset="1"/>
+        <a:latin typeface="Aptos" panose="02110004020202020204"/>
         <a:ea typeface=""/>
         <a:cs typeface=""/>
       </a:minorFont>
@@ -1957,7 +1955,7 @@
             </a:gs>
           </a:gsLst>
           <a:lin ang="5400000" scaled="0"/>
-          <a:tileRect l="0" t="0" r="0" b="0"/>
+          <a:tileRect/>
         </a:gradFill>
         <a:gradFill>
           <a:gsLst>
@@ -1981,7 +1979,7 @@
             </a:gs>
           </a:gsLst>
           <a:lin ang="5400000" scaled="0"/>
-          <a:tileRect l="0" t="0" r="0" b="0"/>
+          <a:tileRect/>
         </a:gradFill>
       </a:fillStyleLst>
       <a:lnStyleLst>
@@ -2041,10 +2039,12 @@
             </a:gs>
           </a:gsLst>
           <a:lin ang="5400000" scaled="0"/>
-          <a:tileRect l="0" t="0" r="0" b="0"/>
+          <a:tileRect/>
         </a:gradFill>
       </a:bgFillStyleLst>
     </a:fmtScheme>
   </a:themeElements>
+  <a:objectDefaults/>
+  <a:extraClrSchemeLst/>
 </a:theme>
 </file>